--- a/review/F8-修订稿v3.docx
+++ b/review/F8-修订稿v3.docx
@@ -286,7 +286,7 @@
           <w:sz w:val="21"/>
           <w:szCs w:val="21"/>
         </w:rPr>
-        <w:t>基于此，本文立足国家战略功能约束的视角，围绕三个递进的问题展开：一是如何从战略功能出发，把生态屏障功能、边疆安全功能与经济发展功能纳入同一个自洽的西藏高质量发展评价框架；二是如何以对失衡敏感的非补偿性方法，刻画安全、发展、生态三者的协调状态及其动态演进；三是制约西藏三元协调的关键短板是什么，是否存在阶段性转移。为回答这三个问题，本文综合运用固定基准标准化、失衡惩罚型协调指数，以及结构性贡献缺口、局部敏感性和留一法等诊断方法，对2016—2025年西藏的三元协调状态进行系统测度。</w:t>
+        <w:t>基于此，本文立足国家战略功能约束的视角，围绕三个递进的问题展开：一是如何从战略功能出发，把生态屏障功能、边疆安全功能与经济发展功能纳入同一个自洽的西藏高质量发展评价框架；二是如何以对失衡敏感的弱补偿性方法，刻画安全、发展、生态三者的协调状态及其动态演进；三是制约西藏三元协调的关键短板是什么，是否存在阶段性转移。为回答这三个问题，本文综合运用固定基准标准化、失衡惩罚型协调指数，以及结构性贡献缺口、局部敏感性和留一法等诊断方法，对2016—2025年西藏的三元协调状态进行系统测度。</w:t>
       </w:r>
     </w:p>
     <w:p>
@@ -14294,7 +14294,7 @@
           <w:sz w:val="21"/>
           <w:szCs w:val="21"/>
         </w:rPr>
-        <w:t>两者的差异体现在结构层面。对照指数将安全相关指标并入“共享”等维度作线性加总，难以单独识别某一阶段是哪个功能维度构成短板；三元结构则以三个具有明确战略功能含义的子系统分别计算，再作非补偿聚合，因而能够识别生态、发展相继构成相对短板的阶段性转换。由此可见，三元结构的增量主要在于功能性短板诊断，并不在于改变对总体趋势的判断。</w:t>
+        <w:t>两者的差异体现在结构层面。对照指数将安全相关指标并入“共享”等维度作线性加总，难以单独识别某一阶段是哪个功能维度构成短板；三元结构则以三个具有明确战略功能含义的子系统分别计算，再作弱补偿聚合，因而能够识别生态、发展相继构成相对短板的阶段性转换。由此可见，三元结构的增量主要在于功能性短板诊断，并不在于改变对总体趋势的判断。</w:t>
       </w:r>
     </w:p>
     <w:p>
@@ -15621,7 +15621,7 @@
           <w:sz w:val="21"/>
           <w:szCs w:val="21"/>
         </w:rPr>
-        <w:t>（2）从结构看，三子系统的相对位置呈现阶段性转换。2016—2017年生态相对最弱，2018—2022年发展相对最弱，这两段判断对标准化基准、权重方案与关键指标选择均稳健。2023—2025年生态实现跨越式改善，并于2025年反超其余两个子系统；同期安全与发展趋于接近，安全的改善速度相对趋缓，呈现潜在的短板转移信号。不过，该排序对惯例性固定上限的设定较为敏感，作初步观察处理。</w:t>
+        <w:t>（2）从结构看，三子系统的相对位置呈现阶段性转换。2016—2017年生态相对最弱，2018—2022年发展相对最弱，这两段判断对标准化基准、权重方案与关键指标选择均稳健。2023—2025年生态实现跨越式改善，并于2025年反超其余两个子系统；同期安全与发展趋于接近，安全的改善速度相对趋缓，呈现短板转移信号；该排序对惯例性固定上限较为敏感，作初步观察处理。</w:t>
       </w:r>
     </w:p>
     <w:p>
